--- a/第五次演講/第五次演講筆記.docx
+++ b/第五次演講/第五次演講筆記.docx
@@ -65,7 +65,7 @@
         <w:rPr>
           <w:rFonts w:hint="eastAsia"/>
         </w:rPr>
-        <w:t>楊勝州</w:t>
+        <w:t>卓世明</w:t>
       </w:r>
     </w:p>
     <w:p>
@@ -85,7 +85,13 @@
         <w:rPr>
           <w:rFonts w:hint="eastAsia"/>
         </w:rPr>
-        <w:t>奈米光動能元件</w:t>
+        <w:t>AI</w:t>
+      </w:r>
+      <w:r>
+        <w:rPr>
+          <w:rFonts w:hint="eastAsia"/>
+        </w:rPr>
+        <w:t>果園防猴系統</w:t>
       </w:r>
     </w:p>
     <w:p>
